--- a/QuadERP Marketing Kit/03_demo_video_script.docx
+++ b/QuadERP Marketing Kit/03_demo_video_script.docx
@@ -86,7 +86,7 @@
         <w:t xml:space="preserve"> </w:t>
       </w:r>
       <w:r>
-        <w:t xml:space="preserve">Vertical (9:16) for mobile-first — can be adapted to horizontal for website</w:t>
+        <w:t xml:space="preserve">Vertical (9:16) for mobile-first. Can be adapted to horizontal for website</w:t>
       </w:r>
     </w:p>
     <w:p>
@@ -130,7 +130,7 @@
         <w:t xml:space="preserve"> </w:t>
       </w:r>
       <w:r>
-        <w:t xml:space="preserve">Upbeat Afrobeats instrumental — energetic but not distracting. Volume dips under voiceover, rises during transitions.</w:t>
+        <w:t xml:space="preserve">Upbeat Afrobeats instrumental. Energetic but not distracting. Volume dips under voiceover, rises during transitions.</w:t>
       </w:r>
     </w:p>
     <w:p>
@@ -272,7 +272,7 @@
         <w:t xml:space="preserve"> </w:t>
       </w:r>
       <w:r>
-        <w:t xml:space="preserve">Quick cut — the notebook slams shut.</w:t>
+        <w:t xml:space="preserve">Quick cut, the notebook slams shut.</w:t>
       </w:r>
     </w:p>
     <w:p>
@@ -326,7 +326,7 @@
         <w:t xml:space="preserve"> </w:t>
       </w:r>
       <w:r>
-        <w:t xml:space="preserve">Beat drops — transition to QuadERP interface.</w:t>
+        <w:t xml:space="preserve">Beat drops. Transition to QuadERP interface.</w:t>
       </w:r>
     </w:p>
     <w:p>
@@ -391,7 +391,7 @@
           <w:b/>
           <w:bCs/>
         </w:rPr>
-        <w:t xml:space="preserve">[VISUAL — Step 1]:</w:t>
+        <w:t xml:space="preserve">[VISUAL. Step 1]:</w:t>
       </w:r>
       <w:r>
         <w:t xml:space="preserve"> </w:t>
@@ -415,7 +415,7 @@
         <w:t xml:space="preserve"> </w:t>
       </w:r>
       <w:r>
-        <w:t xml:space="preserve">“Cerave Moisturizing Cream — GHS 85”</w:t>
+        <w:t xml:space="preserve">“Cerave Moisturizing Cream. GHS 85”</w:t>
       </w:r>
       <w:r>
         <w:t xml:space="preserve"> </w:t>
@@ -457,19 +457,19 @@
         <w:t xml:space="preserve"> </w:t>
       </w:r>
       <w:r>
-        <w:t xml:space="preserve">“Search your product — it pops up instantly.”</w:t>
-      </w:r>
-    </w:p>
-    <w:p>
-      <w:pPr>
-        <w:pStyle w:val="BodyText"/>
-      </w:pPr>
-      <w:r>
-        <w:rPr>
-          <w:b/>
-          <w:bCs/>
-        </w:rPr>
-        <w:t xml:space="preserve">[VISUAL — Step 2]:</w:t>
+        <w:t xml:space="preserve">“Search your product. It pops up instantly.”</w:t>
+      </w:r>
+    </w:p>
+    <w:p>
+      <w:pPr>
+        <w:pStyle w:val="BodyText"/>
+      </w:pPr>
+      <w:r>
+        <w:rPr>
+          <w:b/>
+          <w:bCs/>
+        </w:rPr>
+        <w:t xml:space="preserve">[VISUAL. Step 2]:</w:t>
       </w:r>
       <w:r>
         <w:t xml:space="preserve"> </w:t>
@@ -517,19 +517,19 @@
           <w:b/>
           <w:bCs/>
         </w:rPr>
-        <w:t xml:space="preserve">[VISUAL — Step 3]:</w:t>
-      </w:r>
-      <w:r>
-        <w:t xml:space="preserve"> </w:t>
-      </w:r>
-      <w:r>
-        <w:t xml:space="preserve">Taps another product —</w:t>
-      </w:r>
-      <w:r>
-        <w:t xml:space="preserve"> </w:t>
-      </w:r>
-      <w:r>
-        <w:t xml:space="preserve">“Nivea Body Lotion — GHS 42.”</w:t>
+        <w:t xml:space="preserve">[VISUAL. Step 3]:</w:t>
+      </w:r>
+      <w:r>
+        <w:t xml:space="preserve"> </w:t>
+      </w:r>
+      <w:r>
+        <w:t xml:space="preserve">Taps another product,</w:t>
+      </w:r>
+      <w:r>
+        <w:t xml:space="preserve"> </w:t>
+      </w:r>
+      <w:r>
+        <w:t xml:space="preserve">“Nivea Body Lotion. GHS 42.”</w:t>
       </w:r>
       <w:r>
         <w:t xml:space="preserve"> </w:t>
@@ -565,7 +565,7 @@
           <w:b/>
           <w:bCs/>
         </w:rPr>
-        <w:t xml:space="preserve">[VISUAL — Step 4]:</w:t>
+        <w:t xml:space="preserve">[VISUAL. Step 4]:</w:t>
       </w:r>
       <w:r>
         <w:t xml:space="preserve"> </w:t>
@@ -613,7 +613,7 @@
         <w:t xml:space="preserve"> </w:t>
       </w:r>
       <w:r>
-        <w:t xml:space="preserve">“Step 3: Checkout — Cash, Card, or MoMo”</w:t>
+        <w:t xml:space="preserve">“Step 3: Checkout. Cash, Card, or MoMo”</w:t>
       </w:r>
     </w:p>
     <w:p>
@@ -631,19 +631,19 @@
         <w:t xml:space="preserve"> </w:t>
       </w:r>
       <w:r>
-        <w:t xml:space="preserve">“Customer pays with Mobile Money. Cash and card work too — even split payments. Tap checkout, select MoMo, done.”</w:t>
-      </w:r>
-    </w:p>
-    <w:p>
-      <w:pPr>
-        <w:pStyle w:val="BodyText"/>
-      </w:pPr>
-      <w:r>
-        <w:rPr>
-          <w:b/>
-          <w:bCs/>
-        </w:rPr>
-        <w:t xml:space="preserve">[VISUAL — Step 5]:</w:t>
+        <w:t xml:space="preserve">“Customer pays with Mobile Money. Cash and card work too, even split payments. Tap checkout, select MoMo, done.”</w:t>
+      </w:r>
+    </w:p>
+    <w:p>
+      <w:pPr>
+        <w:pStyle w:val="BodyText"/>
+      </w:pPr>
+      <w:r>
+        <w:rPr>
+          <w:b/>
+          <w:bCs/>
+        </w:rPr>
+        <w:t xml:space="preserve">[VISUAL. Step 5]:</w:t>
       </w:r>
       <w:r>
         <w:t xml:space="preserve"> </w:t>
@@ -691,7 +691,7 @@
         <w:t xml:space="preserve"> </w:t>
       </w:r>
       <w:r>
-        <w:t xml:space="preserve">“Receipt generated automatically. The whole sale — under 30 seconds. No writing. No mental math. No arguments about change.”</w:t>
+        <w:t xml:space="preserve">“Receipt generated automatically. The whole sale. Under 30 seconds. No writing. No mental math. No arguments about change.”</w:t>
       </w:r>
     </w:p>
     <w:p>
@@ -798,7 +798,7 @@
         <w:t xml:space="preserve"> </w:t>
       </w:r>
       <w:r>
-        <w:t xml:space="preserve">“Your daily sales — in real time”</w:t>
+        <w:t xml:space="preserve">“Your daily sales, in real time”</w:t>
       </w:r>
     </w:p>
     <w:p>
@@ -816,7 +816,7 @@
         <w:t xml:space="preserve"> </w:t>
       </w:r>
       <w:r>
-        <w:t xml:space="preserve">“Your dashboard shows everything — total sales today, how many transactions, your average sale value. All updated in real time.”</w:t>
+        <w:t xml:space="preserve">“Your dashboard shows everything. Total sales today, how many transactions, your average sale value. All updated in real time.”</w:t>
       </w:r>
     </w:p>
     <w:p>
@@ -846,7 +846,7 @@
         <w:t xml:space="preserve"> </w:t>
       </w:r>
       <w:r>
-        <w:t xml:space="preserve">chart — bar graph showing Cerave, Dettol, Nivea as top 3.</w:t>
+        <w:t xml:space="preserve">chart. Bar graph showing Cerave, Dettol, Nivea as top 3.</w:t>
       </w:r>
     </w:p>
     <w:p>
@@ -912,7 +912,7 @@
         <w:t xml:space="preserve"> </w:t>
       </w:r>
       <w:r>
-        <w:t xml:space="preserve">report — Expected: GHS 2,150 | Actual: (blank, waiting for reconciliation).</w:t>
+        <w:t xml:space="preserve">report. Expected: GHS 2,150 | Actual: (blank, waiting for reconciliation).</w:t>
       </w:r>
     </w:p>
     <w:p>
@@ -930,7 +930,7 @@
         <w:t xml:space="preserve"> </w:t>
       </w:r>
       <w:r>
-        <w:t xml:space="preserve">“Cash in till — does it match?”</w:t>
+        <w:t xml:space="preserve">“Cash in till. Does it match?”</w:t>
       </w:r>
     </w:p>
     <w:p>
@@ -948,7 +948,7 @@
         <w:t xml:space="preserve"> </w:t>
       </w:r>
       <w:r>
-        <w:t xml:space="preserve">“Check your cash drawer — does the actual cash match what the system says should be there? If it doesn’t, you’ll know immediately.”</w:t>
+        <w:t xml:space="preserve">“Check your cash drawer. Does the actual cash match what the system says should be there? If it doesn’t, you’ll know immediately.”</w:t>
       </w:r>
     </w:p>
     <w:p>
@@ -966,7 +966,7 @@
         <w:t xml:space="preserve"> </w:t>
       </w:r>
       <w:r>
-        <w:t xml:space="preserve">Quick flash of multi-location selector —</w:t>
+        <w:t xml:space="preserve">Quick flash of multi-location selector,</w:t>
       </w:r>
       <w:r>
         <w:t xml:space="preserve"> </w:t>
@@ -1032,7 +1032,7 @@
         <w:t xml:space="preserve"> </w:t>
       </w:r>
       <w:r>
-        <w:t xml:space="preserve">“And if you have more than one branch — see all of them from one screen. No more driving across town to check.”</w:t>
+        <w:t xml:space="preserve">“And if you have more than one branch. See all of them from one screen. No more driving across town to check.”</w:t>
       </w:r>
     </w:p>
     <w:p>
@@ -1085,7 +1085,7 @@
         <w:t xml:space="preserve"> </w:t>
       </w:r>
       <w:r>
-        <w:t xml:space="preserve">Notification badge appears — red alert icon.</w:t>
+        <w:t xml:space="preserve">Notification badge appears. Red alert icon.</w:t>
       </w:r>
     </w:p>
     <w:p>
@@ -1145,7 +1145,7 @@
         <w:t xml:space="preserve"> </w:t>
       </w:r>
       <w:r>
-        <w:t xml:space="preserve">“⚠️ LOSS PREVENTION ALERT — 3 suspicious voids detected on Register 2 between 8:00 PM – 8:47 PM. Cashier: Staff B.”</w:t>
+        <w:t xml:space="preserve">“⚠️ LOSS PREVENTION ALERT, 3 suspicious voids detected on Register 2 between 8:00 PM – 8:47 PM. Cashier: Staff B.”</w:t>
       </w:r>
     </w:p>
     <w:p>
@@ -1199,13 +1199,13 @@
         <w:t xml:space="preserve"> </w:t>
       </w:r>
       <w:r>
-        <w:t xml:space="preserve">Quick cut to Inventory screen — Low Stock Alert:</w:t>
-      </w:r>
-      <w:r>
-        <w:t xml:space="preserve"> </w:t>
-      </w:r>
-      <w:r>
-        <w:t xml:space="preserve">“Dettol 750ml — 3 remaining. Reorder recommended.”</w:t>
+        <w:t xml:space="preserve">Quick cut to Inventory screen. Low Stock Alert:</w:t>
+      </w:r>
+      <w:r>
+        <w:t xml:space="preserve"> </w:t>
+      </w:r>
+      <w:r>
+        <w:t xml:space="preserve">“Dettol 750ml, 3 remaining. Reorder recommended.”</w:t>
       </w:r>
     </w:p>
     <w:p>
@@ -1253,7 +1253,7 @@
         <w:t xml:space="preserve"> </w:t>
       </w:r>
       <w:r>
-        <w:t xml:space="preserve">again. QuadERP alerts you before you run out — so you reorder on time, every time.”</w:t>
+        <w:t xml:space="preserve">again. QuadERP alerts you before you run out, so you reorder on time, every time.”</w:t>
       </w:r>
     </w:p>
     <w:p>
@@ -1271,7 +1271,7 @@
         <w:t xml:space="preserve"> </w:t>
       </w:r>
       <w:r>
-        <w:t xml:space="preserve">Beat resolves — uplifting, confident.</w:t>
+        <w:t xml:space="preserve">Beat resolves. Uplifting, confident.</w:t>
       </w:r>
     </w:p>
     <w:p>
@@ -1420,7 +1420,7 @@
         <w:t xml:space="preserve"> </w:t>
       </w:r>
       <w:r>
-        <w:t xml:space="preserve">“Try it free for 30 days. No credit card. No contract. Visit quaderp.app — or message us on WhatsApp right now.”</w:t>
+        <w:t xml:space="preserve">“Try it free for 30 days. No credit card. No contract. Visit quaderp.app, or message us on WhatsApp right now.”</w:t>
       </w:r>
     </w:p>
     <w:p>
@@ -1532,7 +1532,7 @@
         <w:t xml:space="preserve"> </w:t>
       </w:r>
       <w:r>
-        <w:t xml:space="preserve">Export as MP4, keep file size under 16MB for easy WhatsApp forwarding. Vertical format (9:16) is essential — horizontal videos get scrolled past on WhatsApp Status and mobile feeds.</w:t>
+        <w:t xml:space="preserve">Export as MP4, keep file size under 16MB for easy WhatsApp forwarding. Vertical format (9:16) is essential. Horizontal videos get scrolled past on WhatsApp Status and mobile feeds.</w:t>
       </w:r>
     </w:p>
     <w:p>
@@ -1636,7 +1636,7 @@
         <w:t xml:space="preserve"> </w:t>
       </w:r>
       <w:r>
-        <w:t xml:space="preserve">Record versions in Twi and Ga for targeted campaigns in specific regions. The script structure stays the same — just translate the voiceover.</w:t>
+        <w:t xml:space="preserve">Record versions in Twi and Ga for targeted campaigns in specific regions. The script structure stays the same, just translate the voiceover.</w:t>
       </w:r>
     </w:p>
     <w:p>
@@ -1658,7 +1658,7 @@
         <w:t xml:space="preserve"> </w:t>
       </w:r>
       <w:r>
-        <w:t xml:space="preserve">Try an alternate opening — start with the loss prevention alert (</w:t>
+        <w:t xml:space="preserve">Try an alternate opening. Start with the loss prevention alert (</w:t>
       </w:r>
       <w:r>
         <w:t xml:space="preserve">“Your cashier just voided a GHS 450 sale…”</w:t>
@@ -1708,7 +1708,7 @@
         <w:t xml:space="preserve"> </w:t>
       </w:r>
       <w:r>
-        <w:t xml:space="preserve">Use a Ghanaian English speaker with a warm, confident tone — not a radio announcer voice. Should sound like a knowledgeable friend, not a salesperson.</w:t>
+        <w:t xml:space="preserve">Use a Ghanaian English speaker with a warm, confident tone, not a radio announcer voice. Should sound like a knowledgeable friend, not a salesperson.</w:t>
       </w:r>
     </w:p>
     <w:bookmarkEnd w:id="17"/>
